--- a/Законы/Измененные_ACT/Устав San-Andreas National Guard (новая редакция).docx
+++ b/Законы/Измененные_ACT/Устав San-Andreas National Guard (новая редакция).docx
@@ -135,7 +135,7 @@
           <w:rFonts w:ascii="Times New Roman" w:hAnsi="Times New Roman"/>
           <w:sz w:val="22"/>
         </w:rPr>
-        <w:t>Любые изменения и дополнения в настоящий Устав вносятся Генералом SANG (General) или лицом, временно исполняющим его обязанности (ВрИО), и вступают в силу после обязательного утверждения Генеральным прокурором штата San-Andreas либо его заместителем в соответствии с частью 1 статьи 41 Конституции штата San-Andreas.</w:t>
+        <w:t>Любые изменения и дополнения в настоящий Устав вносятся Генералом SANG (General) или лицом, временно исполняющим его обязанности (ВрИО), и вступают в силу после обязательного утверждения Генеральным прокурором штата San-Andreas либо его заместителем в соответствии с действующим законодательством штата San-Andreas.</w:t>
       </w:r>
     </w:p>
     <w:p>
@@ -283,7 +283,7 @@
           <w:rFonts w:ascii="Times New Roman" w:hAnsi="Times New Roman"/>
           <w:sz w:val="22"/>
         </w:rPr>
-        <w:t>Военнослужащие подразделения Military Police (MP) вправе проводить плановый личный обыск военнослужащих SANG и их служебного транспорта не чаще одного раза в неделю, а также внеплановый обыск при наличии обоснованных подозрений в незаконном обороте предметов — исключительно по согласованию с Генералом SANG или его заместителями в соответствии со статьёй 5 закона «О Национальной Гвардии штата San-Andreas». Руководящий состав вправе производить личный обыск военнослужащих при их увольнении либо переводе в другую государственную структуру на предмет сдачи казённого вооружения, спецсредств и амуниции. Проведение обысков курсантов Академии сотрудниками MA или MCE не допускается; при необходимости обыск проводится сотрудниками MP.</w:t>
+        <w:t>Военнослужащие подразделения Military Police (MP) вправе проводить плановый личный обыск военнослужащих SANG и их служебного транспорта не чаще одного раза в неделю, а также внеплановый обыск при наличии обоснованных подозрений в незаконном обороте предметов — исключительно по согласованию с Генералом SANG или его заместителями в соответствии с действующим законодательством штата San-Andreas. Руководящий состав вправе производить личный обыск военнослужащих при их увольнении либо переводе в другую государственную структуру на предмет сдачи казённого вооружения, спецсредств и амуниции. Проведение обысков курсантов Академии сотрудниками MA или MCE не допускается; при необходимости обыск проводится сотрудниками MP.</w:t>
       </w:r>
     </w:p>
     <w:p>
@@ -617,7 +617,7 @@
           <w:rFonts w:ascii="Times New Roman" w:hAnsi="Times New Roman"/>
           <w:sz w:val="22"/>
         </w:rPr>
-        <w:t>Каждый военнослужащий обязан вести непрерывную видеофиксацию каждого факта патрулирования, применения оружия, спецсредств, физической силы и задержания гражданских лиц, и хранить видеозапись не менее 72 часов с момента события в соответствии с частью 5 статьи 10 закона «О Национальной Гвардии штата San-Andreas» и статьёй 32 Процессуального кодекса штата San-Andreas. В случае поступления официального запроса прокуратуры либо судебного иска — до полного завершения производства по делу.</w:t>
+        <w:t>Каждый военнослужащий обязан вести непрерывную видеофиксацию каждого факта патрулирования, применения оружия, спецсредств, физической силы и задержания гражданских лиц, и хранить видеозапись не менее 72 часов с момента события в соответствии с действующим законодательством штата San-Andreas. В случае поступления официального запроса прокуратуры либо судебного иска — до полного завершения производства по делу.</w:t>
       </w:r>
     </w:p>
     <w:p>
@@ -2713,7 +2713,7 @@
           <w:rFonts w:ascii="Times New Roman" w:hAnsi="Times New Roman"/>
           <w:sz w:val="22"/>
         </w:rPr>
-        <w:t>Занесение военнослужащего в Чёрный список SANG осуществляется в порядке и по основаниям, предусмотренным Трудовым кодексом штата San-Andreas, с указанием точного срока. Бессрочный (неснимаемый) Чёрный список допускается исключительно на основании вступившего в законную силу обвинительного приговора суда.</w:t>
+        <w:t>Занесение военнослужащего в Чёрный список SANG осуществляется в порядке и по основаниям, предусмотренным действующим законодательством штата San-Andreas, с указанием точного срока. Бессрочный (неснимаемый) Чёрный список допускается исключительно на основании вступившего в законную силу обвинительного приговора суда.</w:t>
       </w:r>
     </w:p>
     <w:p>
@@ -4475,7 +4475,7 @@
           <w:color w:val="000000"/>
           <w:sz w:val="21"/>
         </w:rPr>
-        <w:t>Настоящий Устав вступает в силу с момента его официального утверждения Генеральным прокурором штата San-Andreas в соответствии с частью 1 статьи 41 Конституции штата San-Andreas.</w:t>
+        <w:t>Настоящий Устав вступает в силу с момента его официального утверждения Генеральным прокурором штата San-Andreas в соответствии с действующим законодательством штата San-Andreas.</w:t>
       </w:r>
     </w:p>
     <w:tbl>
